--- a/docs/story-source/TNO：合一风云-设定文档.docx
+++ b/docs/story-source/TNO：合一风云-设定文档.docx
@@ -119,7 +119,7 @@
           <w:sz w:val="24"/>
           <w14:ligatures w14:val="none"/>
         </w:rPr>
-        <w:t xml:space="preserve"> 合肥一中（滨湖校区）曾拥有骄人的民主传统（陈栋时期）。但随着现任校长封安保的“安保全面复辟”与衡水模式的引入，学校沦为了一座全景监狱。新教改名存实亡，及第教育的资本暗流涌动。高三B3教学楼的一场由民主派（潘仁越）发起的“黑天红字旗”盲目起义，成为了引爆全校内战的导火索。</w:t>
+        <w:t xml:space="preserve"> 合肥一中（滨湖校区）曾拥有骄人的民主传统（陈栋时期）。但随着现任校长封安宝的“安宝全面复辟”与衡水模式的引入，学校沦为了一座全景监狱。新教改名存实亡，及第教育的资本暗流涌动。高三B3教学楼的一场由民主派（潘仁越）发起的“黑天红字旗”盲目起义，成为了引爆全校内战的导火索。</w:t>
       </w:r>
     </w:p>
     <w:p>
@@ -412,7 +412,7 @@
           <w:sz w:val="24"/>
           <w14:ligatures w14:val="none"/>
         </w:rPr>
-        <w:t>封安保（校长）：</w:t>
+        <w:t>封安宝（校长）：</w:t>
       </w:r>
       <w:r>
         <w:rPr>
@@ -574,7 +574,7 @@
           <w:sz w:val="24"/>
           <w14:ligatures w14:val="none"/>
         </w:rPr>
-        <w:t>王兆凯：</w:t>
+        <w:t>王照凯：</w:t>
       </w:r>
       <w:r>
         <w:rPr>
@@ -712,7 +712,7 @@
           <w:sz w:val="24"/>
           <w14:ligatures w14:val="none"/>
         </w:rPr>
-        <w:t>钢铁红蛤创始人之一，和潘仁越王兆凯等人私交不浅，“题改”成功的一大功臣</w:t>
+        <w:t>钢铁红蛤创始人之一，和潘仁越王照凯等人私交不浅，“题改”成功的一大功臣</w:t>
       </w:r>
       <w:r>
         <w:rPr>
@@ -784,7 +784,7 @@
           <w:sz w:val="24"/>
           <w14:ligatures w14:val="none"/>
         </w:rPr>
-        <w:t xml:space="preserve"> 运动的最初发起者，满腔热血但缺乏严密组织与现实主义纲领，后被迫与王兆凯组成“联合革命委员会”</w:t>
+        <w:t xml:space="preserve"> 运动的最初发起者，满腔热血但缺乏严密组织与现实主义纲领，后被迫与王照凯组成“联合革命委员会”</w:t>
       </w:r>
       <w:r>
         <w:rPr>
@@ -977,7 +977,7 @@
           <w:szCs w:val="27"/>
           <w14:ligatures w14:val="none"/>
         </w:rPr>
-        <w:t>1. 地图争夺与“做题改革”系统 (王兆凯线核心)</w:t>
+        <w:t>1. 地图争夺与“做题改革”系统 (王照凯线核心)</w:t>
       </w:r>
     </w:p>
     <w:p>
@@ -1185,7 +1185,7 @@
           <w:sz w:val="24"/>
           <w14:ligatures w14:val="none"/>
         </w:rPr>
-        <w:t xml:space="preserve"> 在【封安保好感度】、【教师支持度】、【学生支持度/激进愤怒度】之间走钢丝。</w:t>
+        <w:t xml:space="preserve"> 在【封安宝好感度】、【教师支持度】、【学生支持度/激进愤怒度】之间走钢丝。</w:t>
       </w:r>
     </w:p>
     <w:p>
@@ -1458,7 +1458,7 @@
           <w:sz w:val="24"/>
           <w14:ligatures w14:val="none"/>
         </w:rPr>
-        <w:t xml:space="preserve"> 钢铁红蛤接管防线，王兆凯与潘仁越握手。</w:t>
+        <w:t xml:space="preserve"> 钢铁红蛤接管防线，王照凯与潘仁越握手。</w:t>
       </w:r>
     </w:p>
     <w:p>
